--- a/example_articles/race_ethnicity/Other/6.race_ethnicity_Other_Other_publisher.docx
+++ b/example_articles/race_ethnicity/Other/6.race_ethnicity_Other_Other_publisher.docx
@@ -32,12 +32,12 @@
     </w:p>
     <w:p>
       <w:r>
-        <w:t>Extracted race/ethnicity: Predominantly minority (not further specified)</w:t>
+        <w:t>Raw race_ethnicity result: Predominantly minority (not further specified)</w:t>
       </w:r>
     </w:p>
     <w:p>
       <w:r>
-        <w:t>Race/Ethnicity (Standardized): Other</w:t>
+        <w:t>race_ethnicity_stand_flat (Standardized): Other</w:t>
       </w:r>
     </w:p>
     <w:p>

--- a/example_articles/race_ethnicity/Other/6.race_ethnicity_Other_Other_publisher.docx
+++ b/example_articles/race_ethnicity/Other/6.race_ethnicity_Other_Other_publisher.docx
@@ -27,17 +27,17 @@
     </w:p>
     <w:p>
       <w:r>
-        <w:t>Source File: Other publishers/Files (500) (30).DOCX</w:t>
+        <w:t>Source file: Other publishers/Files (500) (30).DOCX</w:t>
       </w:r>
     </w:p>
     <w:p>
       <w:r>
-        <w:t>Raw race_ethnicity result: Predominantly minority (not further specified)</w:t>
+        <w:t>Raw race ethnicity result, 'race_ethnicity': Predominantly minority (not further specified)</w:t>
       </w:r>
     </w:p>
     <w:p>
       <w:r>
-        <w:t>race_ethnicity_stand_flat (Standardized): Other</w:t>
+        <w:t>Standardized race ethnicity result, 'race_ethnicity_stand_flat': Other</w:t>
       </w:r>
     </w:p>
     <w:p>

--- a/example_articles/race_ethnicity/Other/6.race_ethnicity_Other_Other_publisher.docx
+++ b/example_articles/race_ethnicity/Other/6.race_ethnicity_Other_Other_publisher.docx
@@ -7,7 +7,7 @@
         <w:pStyle w:val="Heading1"/>
       </w:pPr>
       <w:r>
-        <w:t>COURT OF BEST RETORTS</w:t>
+        <w:t>San Antonio mayor race has surprise leader</w:t>
       </w:r>
     </w:p>
     <w:p>
@@ -17,22 +17,22 @@
     </w:p>
     <w:p>
       <w:r>
-        <w:t>Date: 1992-12-20</w:t>
+        <w:t>Date: 1991-04-09</w:t>
       </w:r>
     </w:p>
     <w:p>
       <w:r>
-        <w:t>Section: Entertainment; Television; Pg. 1F</w:t>
+        <w:t>Section: NEWS; Pg. 2A; Newsmakers</w:t>
       </w:r>
     </w:p>
     <w:p>
       <w:r>
-        <w:t>Source file: Other publishers/Files (500) (30).DOCX</w:t>
+        <w:t>Source file: Other publishers/Files (500) (18).DOCX</w:t>
       </w:r>
     </w:p>
     <w:p>
       <w:r>
-        <w:t>Raw race ethnicity result, 'race_ethnicity': Predominantly minority (not further specified)</w:t>
+        <w:t>Raw race ethnicity result, 'race_ethnicity': Hispanic</w:t>
       </w:r>
     </w:p>
     <w:p>
@@ -49,77 +49,27 @@
     </w:p>
     <w:p>
       <w:r>
-        <w:t>"CIVIL WARS" HAS BEEN CALLED THE SUCCESSOR TO "L.A. LAW," BUT THE COMPARISON DOESN'T DO IT JUSTICE. WHAT KEEPS "CIVIL WARS" FROM BEING JUST A HIGH-CLASS "DIVORCE COURT" IS ITS REGULAR CHARACTERS - AND GREAT WRITING.</w:t>
+        <w:t>A maverick city council member has surprised this city by emerging at the top in mayoral race polls.</w:t>
         <w:br/>
-        <w:t xml:space="preserve"> I'm beginning to think divorce doesn't hold much appeal as a spectator sport.</w:t>
+        <w:t>''We've surprised a lot of people,' says Maria Berriozabal, who says the city's convention and tourism bloom obscures a reality of low-paying jobs and working-class poverty in the USA's 10th-largest city.</w:t>
         <w:br/>
-        <w:t xml:space="preserve"> How else to explain the persistently poor ratings of "Civil Wars," ABC's Wednesday night series about a Manhattan law firm that handles mostly divorces?</w:t>
+        <w:t>Berriozabal used TV ads to take the lead in polls and fund-raising, in her bid against four-term Mayor Lila Cockrell and nine others in the non-partisan race. Berriozabal would be the first Hispanic female mayor of a major U.S. city. Outside backing has come from luminaries such as New York Mayor David Dinkins.</w:t>
         <w:br/>
-        <w:t xml:space="preserve"> It can't be the writing. "Civil Wars" is the best-written series in prime time - a fair match for the drama of "I'll Fly Away" and "Law &amp; Order" and the whimsy of "Northern Exposure."</w:t>
+        <w:t>The crowded field means no one is likely to get 50% of the vote May 4, making a May 25 runoff almost certain.</w:t>
         <w:br/>
-        <w:t>It can't be the acting. The five regular cast members are outstanding, and "Civil Wars" makes shrewder use of guest stars than any series since "Hill Street Blues."</w:t>
+        <w:t>Odds are it will pit either Berriozabal and Cockrell - who made history herself in 1975 as one of the first women to lead a major city - or one of those two against Councilman Nelson Wolff. A March poll by the San Antonio Light showed Berriozabal with 25.7%, Cockrell at 23.4% and Wolff at 19.4%. Margin of error: four percentage points.</w:t>
         <w:br/>
-        <w:t xml:space="preserve"> The problem has to be the touchy subject of d-i-v-o-r-c-e itself.</w:t>
+        <w:t>San Antonio hasn't had a hotly contested mayor's race since Cockrell retired in 1981 and Henry Cisneros took office. Cockrell came back in 1989 after Cisneros decided not to run again.</w:t>
         <w:br/>
-        <w:t xml:space="preserve"> If that's all that's kept you away, give "Civil Wars" another try.  There's much more to it than divorce, especially since series creator Billy Finkelstein started to lighten things up.</w:t>
+        <w:t>Berriozabal, who turns 50 on Sunday, spent 20 years in secretarial jobs, earned a degree in political science, then ran San Antonio's U.S. Census office in 1980. On the council, she made improved housing and child care major aims and gained a reputation as a frequent minority of one.</w:t>
         <w:br/>
-        <w:t xml:space="preserve"> Finkelstein is the son of divorce lawyers and a veteran of the writing staff of "L.A. Law," where his favorite character was - who else?  - divorce lawyer Arnie Becker. When Steven Bochco, the creator of "L.A. Law" and "Hill Street," was looking for series ideas to fill his 10-show deal with ABC, he turned to Finkelstein.</w:t>
+        <w:t>''Nobody has ever rung my bell,'' she says. ''I'm very independent. I'm not afraid to say no even if I'm the only one saying no.''</w:t>
         <w:br/>
-        <w:t xml:space="preserve"> Finkelstein came up with a concept that can incorporate an almost infinite array of themes and issues. On "Civil Wars," cases can be as topical as an installment of "Oprah Winfrey," as tricky as anything King Solomon had to judge.</w:t>
+        <w:t>Cockrell, 69, is a former Army officer and travel agency owner. A woman of vast energy, she tripped a week ago and broke her wrist - but went on to give a speech before having it treated.</w:t>
         <w:br/>
-        <w:t xml:space="preserve"> Take, for instance, the lesbian who sued her ex-partner, trying to win at least occasional visitation rights to see the woman's daughter.</w:t>
+        <w:t>A member of the city's Anglo minority - 36% of the 936,000 population - she says ethnicity will be a factor but not the major factor in the election.</w:t>
         <w:br/>
-        <w:t xml:space="preserve"> Or the sitcom writer who grudgingly sought to end his 11-year marriage to his writing partner, a clinically depressed woman who was making his life miserable, yet refused to take her prescribed medication. Her dilemma: When she was happy, her joke-writing lost its edge.</w:t>
-        <w:br/>
-        <w:t xml:space="preserve"> What keeps "Civil Wars" from being just a high-class version of "Divorce Court," however, is its regular ensemble of characters:</w:t>
-        <w:br/>
-        <w:t xml:space="preserve"> - Charlie Howell (Peter Onorati), a short, dark, powerfully built New Jerseyite who looks like a well-dressed mob enforcer.</w:t>
-        <w:br/>
-        <w:t xml:space="preserve"> - Sydney Guilford (Mariel Hemingway), who's as reserved as Charlie is impulsive. She's a tall blonde from Wayzata (yes, Wayzata, Minn., and they even pronounce it correctly) who decided to practice law in New York as a way of asserting her independence from her possessive family.</w:t>
-        <w:br/>
-        <w:t xml:space="preserve"> - Eli Levinson (Alan Rosenberg), a Jewish New Yorker who stopped handling divorce cases after suffering a nervous breakdown. He's very smart, very kind-hearted, a little shy, more than a little lonesome.</w:t>
-        <w:br/>
-        <w:t xml:space="preserve"> - Denise Iannello (Debi Mazar), the lawyers' brassy secretary, a Queens native with an accent worthy of Archie Bunker and a fondness for two-inch nails and three-inch heels.</w:t>
-        <w:br/>
-        <w:t xml:space="preserve"> - Jeffrey Lassick (David Marciano), a poet and bicycle courier who met Denise while making deliveries and subsequently married her. He actually comes from a wealthy family but chose a bohemian lifestyle.</w:t>
-        <w:br/>
-        <w:t xml:space="preserve"> When "Civil Wars" premiered late in 1991, it was primarily about Charlie and Sydney - who, in standard TV fashion, were emitting sparks you knew would lead to a romance - and their legal cases, which tended to be downers. Wisecracking Denise provided what little comic relief there was.</w:t>
-        <w:br/>
-        <w:t xml:space="preserve"> ABC urged Finkelstein to make the series lighter and earthier, more populist. Denise's role was enlarged, as was Eli's. He is the series' most lovable character, thanks to his beatific manner and his big, sad eyes. He's the kind of hapless nice guy who represents a stripper in a sexual harassment suit and then, when she expresses romantic interest in him, gives her a big talk about professional ethics, self-esteem and male-female friendships.  After he wins her case, he decides to pursue her, and she quotes his self-esteem lecture right back to him. He's too much of a gentleman to argue against her rejection.</w:t>
-        <w:br/>
-        <w:t xml:space="preserve"> Finkelstein and his writers respect both the characters and the audience. When Denise took Jeffrey to meet her working-class family, they grilled him about his line of work and his poetry. During a tense dinner, her father, convinced Jeffrey was a flake, cajoled him into reciting one of his poems. The first pleasant surprise was that it was beautiful. The second was that Denise's father was moved by it - even before he knew about Jeffrey's trust fund.</w:t>
-        <w:br/>
-        <w:t xml:space="preserve"> Finkelstein also cooled Charlie's and Sydney's romance, leaving them free to find new loves and heartaches. "Civil Wars" is actually less about people splitting up than it is about people desperately needing to share their lives with someone.</w:t>
-        <w:br/>
-        <w:t xml:space="preserve"> It's difficult to pick a favorite episode. A Halloween installment in which Sydney represented the husband of a woman who claimed to be a witch played wonderful, spooky tricks on the audience. The episode that featured the sitcom-writer couple (Wallace Shawn of "My Dinner with Andre" and Fran Dresser of the CBS comedy "Princesses") was tinged with irony and tragedy; it rivaled Garry Shandling's brilliant "Larry Sanders Show" on HBO in its satire of showbiz.</w:t>
-        <w:br/>
-        <w:t xml:space="preserve"> Asked to describe how anti-depressants affected her, Dresser's character said, "I lost my anxiety. I lost that sense of impending doom. I was happy all the time.  . . . It was horrible."</w:t>
-        <w:br/>
-        <w:t xml:space="preserve"> But isn't being happy what most people want? her lawyer asked. "I'm not like most people," she said. "I'm a comedy writer."</w:t>
-        <w:br/>
-        <w:t xml:space="preserve"> An episode called "Below the Beltway" shows how ingeniously the "Civil Wars" writers can juggle three or four plots in a hour. Televised the week before the presidential election, it included:</w:t>
-        <w:br/>
-        <w:t xml:space="preserve"> - Charlie's representation of a high-ranking Clinton campaign staffer in venomous proceedings against his wife, a Bush campaign advisor.</w:t>
-        <w:br/>
-        <w:t xml:space="preserve"> - Sydney representing a pregnant young woman whose husband was attempting to get a restraining order to stop her from getting an abortion.</w:t>
-        <w:br/>
-        <w:t xml:space="preserve"> - Sydney's own possible pregnancy.</w:t>
-        <w:br/>
-        <w:t xml:space="preserve"> - Jeffrey and Denise's efforts to buy a co-op apartment in a Central Park West building full of snooty "old money" neighbors.</w:t>
-        <w:br/>
-        <w:t xml:space="preserve"> The election campaign had taken its toll on the Clinton-Bush couple, who had once been admiring adversaries. Among other things, he claimed she had arranged to have a drawbridge get stuck so Clinton would miss a meeting with labor leaders. She accused him of sending a group of gay blacks to campaign for Bush in conservative Arizona.</w:t>
-        <w:br/>
-        <w:t xml:space="preserve"> During the depositions, she left White House stationery where she knew her husband would swipe a few sheets, then had him busted for unauthorized possession - a felony. He responded in court by loudly naming "George Herbert Walker Bush" as co-respondent in his divorce, claiming that the president alienated his wife's affections.</w:t>
-        <w:br/>
-        <w:t xml:space="preserve"> The stationery provided an amusing twist ending to the Jeffrey-and-Denise subplot. They feared their interview with the co-op board had been a disaster. Denise had talked about maybe putting carpet over some of the marble floors, and was annoyed when she found out parties must be limited to 10 guests. "So basically you're sayin' that if Jesus Christ lived in your building, he wouldn't be able to invite all the apostles over to his house for the Last Supper. Am I right?"</w:t>
-        <w:br/>
-        <w:t xml:space="preserve"> They were accepted, however, thanks to the letter of recommendation the board received from President Bush - whose signature bore a striking resemblance to Denise's.</w:t>
-        <w:br/>
-        <w:t xml:space="preserve"> The episode's serious subplot, meanwhile, considered a woman's right to terminate a pregnancy. Unaware that Sydney might be pregnant, too, her client begged her for advice about having an abortion. Sydney gently declined, reiterating to the young woman that only she could know what was right for her. Ultimately, the young woman decided that she couldn't handle having a child.</w:t>
-        <w:br/>
-        <w:t xml:space="preserve"> Sydney, on the other hand, knew she wouldn't have an abortion if she were pregnant, not even after her boyfriend said he wasn't ready to be a father. The episode ended with Sydney in her apartment with a pregnancy test kit in her hand. Her boyfriend wasn't around the following episode, when she learned that she wasn't pregnant.</w:t>
-        <w:br/>
-        <w:t xml:space="preserve"> "Civil Wars" has been called the successor to "L.A. Law." As good as "L.A. Law" was in its prime, the comparison doesn't do "Civil Wars" justice. "Civil Wars" may revolve around lawyers but it's a much warmer, more compassionate series. It's more of a piece with "thirtysomething" and "Family" - both series that found drama in people's ordinary lives and loves. The bonus is, "Civil Wars" is funnier.</w:t>
+        <w:t>''There is no question as to the demographic trends. Does that mean the only acceptable candidate will be an Hispanic? The person who is elected has to … relate well to all of the major ethnic or cultural groups.''</w:t>
         <w:br/>
         <w:br/>
         <w:t>Graphic</w:t>
@@ -127,7 +77,11 @@
         <w:br/>
         <w:t xml:space="preserve"> </w:t>
         <w:br/>
-        <w:t>Photograph</w:t>
+        <w:t>PHOTOS; b/w, Rick McFarland, AP</w:t>
+        <w:br/>
+        <w:t xml:space="preserve"> </w:t>
+        <w:br/>
+        <w:t>CUTLINE: BERRIOZABAL CUTLINE: COCKRELL</w:t>
       </w:r>
     </w:p>
     <w:sectPr>

--- a/example_articles/race_ethnicity/Other/6.race_ethnicity_Other_Other_publisher.docx
+++ b/example_articles/race_ethnicity/Other/6.race_ethnicity_Other_Other_publisher.docx
@@ -7,7 +7,7 @@
         <w:pStyle w:val="Heading1"/>
       </w:pPr>
       <w:r>
-        <w:t>San Antonio mayor race has surprise leader</w:t>
+        <w:t>New Balance owner sets own pace</w:t>
       </w:r>
     </w:p>
     <w:p>
@@ -17,22 +17,22 @@
     </w:p>
     <w:p>
       <w:r>
-        <w:t>Date: 1991-04-09</w:t>
+        <w:t>Date: 1992-10-14</w:t>
       </w:r>
     </w:p>
     <w:p>
       <w:r>
-        <w:t>Section: NEWS; Pg. 2A; Newsmakers</w:t>
+        <w:t>Section: MONEY; Pg. 10B</w:t>
       </w:r>
     </w:p>
     <w:p>
       <w:r>
-        <w:t>Source file: Other publishers/Files (500) (18).DOCX</w:t>
+        <w:t>Source file: Other publishers/Files (500) (28).DOCX</w:t>
       </w:r>
     </w:p>
     <w:p>
       <w:r>
-        <w:t>Raw race ethnicity result, 'race_ethnicity': Hispanic</w:t>
+        <w:t>Raw race ethnicity result, 'race_ethnicity': Predominantly minority (unspecified)</w:t>
       </w:r>
     </w:p>
     <w:p>
@@ -49,27 +49,73 @@
     </w:p>
     <w:p>
       <w:r>
-        <w:t>A maverick city council member has surprised this city by emerging at the top in mayoral race polls.</w:t>
+        <w:t>New Balance shoe-company chairman and owner Jim Davis prefers that you not visit his firm's main offices.</w:t>
         <w:br/>
-        <w:t>''We've surprised a lot of people,' says Maria Berriozabal, who says the city's convention and tourism bloom obscures a reality of low-paying jobs and working-class poverty in the USA's 10th-largest city.</w:t>
+        <w:t>No signs mark the nondescript, converted factory building where they're located. New Balance: the athletic -shoe manufacturer with the stealth headquarters.</w:t>
         <w:br/>
-        <w:t>Berriozabal used TV ads to take the lead in polls and fund-raising, in her bid against four-term Mayor Lila Cockrell and nine others in the non-partisan race. Berriozabal would be the first Hispanic female mayor of a major U.S. city. Outside backing has come from luminaries such as New York Mayor David Dinkins.</w:t>
+        <w:t>Davis wants it that way.</w:t>
         <w:br/>
-        <w:t>The crowded field means no one is likely to get 50% of the vote May 4, making a May 25 runoff almost certain.</w:t>
+        <w:t>''You don't really need people coming in here - you want them to go into a retail store,'' says Davis, who is soft-spoken, blunt and not intimidated by conversational silences.</w:t>
         <w:br/>
-        <w:t>Odds are it will pit either Berriozabal and Cockrell - who made history herself in 1975 as one of the first women to lead a major city - or one of those two against Councilman Nelson Wolff. A March poll by the San Antonio Light showed Berriozabal with 25.7%, Cockrell at 23.4% and Wolff at 19.4%. Margin of error: four percentage points.</w:t>
+        <w:t>In many ways, New Balance - best known for its well-crafted, expensive running shoes - mirrors its chief executive. Like Davis, it's fairly low- profile, independent, conservative and successful.</w:t>
         <w:br/>
-        <w:t>San Antonio hasn't had a hotly contested mayor's race since Cockrell retired in 1981 and Henry Cisneros took office. Cockrell came back in 1989 after Cisneros decided not to run again.</w:t>
+        <w:t>You won't see Davis launching $ 25 million media blitzes, a la Reebok's Dan and Dave network-TV debacle. Primarily because Davis doesn't have that kind of money for advertising and wouldn't spend it if he did.</w:t>
         <w:br/>
-        <w:t>Berriozabal, who turns 50 on Sunday, spent 20 years in secretarial jobs, earned a degree in political science, then ran San Antonio's U.S. Census office in 1980. On the council, she made improved housing and child care major aims and gained a reputation as a frequent minority of one.</w:t>
+        <w:t>''We're not a marketing company - we're really a product-oriented company,'' Davis says. ''We don't have Michael Jordan, pay him five or six million bucks a year, then add it on to the price of the shoe.''</w:t>
         <w:br/>
-        <w:t>''Nobody has ever rung my bell,'' she says. ''I'm very independent. I'm not afraid to say no even if I'm the only one saying no.''</w:t>
+        <w:t>However, you will see Davis and his firm waving the Stars and Stripes. Davis never misses an opportunity to promote the fact that New Balance makes 75% of its shoes in the USA. Most athletic -shoe companies, with the exception of Saucony, do little or no manufacturing in this country.</w:t>
         <w:br/>
-        <w:t>Cockrell, 69, is a former Army officer and travel agency owner. A woman of vast energy, she tripped a week ago and broke her wrist - but went on to give a speech before having it treated.</w:t>
+        <w:t>''We are committed to making shoes here,'' Davis says. ''I personally feel very strongly that the work ethic in this country is a lot better than people give us credit for.''</w:t>
         <w:br/>
-        <w:t>A member of the city's Anglo minority - 36% of the 936,000 population - she says ethnicity will be a factor but not the major factor in the election.</w:t>
+        <w:t>New Balance has 250 employees overseas and 1,000 in the USA. The company has bucked a corporate trend of fleeing inner cities: Its manufacturing operations in Boston and nearby Lawrence are in working -class, predominantly minority neighborhoods. The other thing that distinguishes New Balance from its competitors is that all of its shoes - 64 models ranging from $ 44 to $ 165 - come in a variety of widths.</w:t>
         <w:br/>
-        <w:t>''There is no question as to the demographic trends. Does that mean the only acceptable candidate will be an Hispanic? The person who is elected has to … relate well to all of the major ethnic or cultural groups.''</w:t>
+        <w:t>Last year, athletic -shoe leaders Nike and Reebok had revenue of $ 1.7 billion and $ 1.3 billion, respectively. New Balance, with 1.6% of the athletic -footwear market, according to Sporting Goods Intelligence, had revenue of about $ 95 million.</w:t>
+        <w:br/>
+        <w:t>Davis purchased New Balance 20 years ago for $ 100,000 and says he's not in a foot race with the big boys. And as for shoe -industry experts who say he should have sprinted past the $ 100 million mark long ago, Davis says he's under no pressure.</w:t>
+        <w:br/>
+        <w:t>''We want to do things right,'' he says. Because New Balance is privately held, ''we don't have to grow the way that these other guys do. If it takes a little bit longer, it will take a little longer.''</w:t>
+        <w:br/>
+        <w:t>Davis concedes, however, that ''we really haven't done a good job in servicing the accounts and delivering properly and getting our factories up to speed. … It took us a lot longer than we had anticipated.''</w:t>
+        <w:br/>
+        <w:t>Davis' yen for doing things properly stems from desperate times his company weathered in the late 1970s. The difficulties were chronicled in a Harvard Business School case study.</w:t>
+        <w:br/>
+        <w:t>Ostensibly about a shortage of capacity, ''the hidden part of the case is that they were on the verge of dying, which they almost did,'' Harvard professor Kim Clark says. ''One of their shoe models had been a tremendous hit but was getting a little old, and their recent products had not equaled its success.''</w:t>
+        <w:br/>
+        <w:t>Davis responded to the crisis by being ''pretty decisive - he didn't wring his hands,'' Clark says. ''Once he saw demand for that shoe disappear, he really worked hard to get the next generation out quickly.''</w:t>
+        <w:br/>
+        <w:t>Davis is a runner whose introduction to New Balance came through wearing a pair of the company's shoes. Tanned and lean, Davis sits behind his office desk, wearing a shirt, tie, khaki pants and dark brown New Balance shoes that look like Hush Puppies. Davis' arms are folded defensively across his chest. The determined set of the chairman's jaw is offset by brown eyes possessing an almost mournful quality.</w:t>
+        <w:br/>
+        <w:t>''I don't like interviews about myself,'' he says evenly. ''I like interviews about the company - we've got a very strong team. I appreciate the fact that there's got to be a coach of that team, but we've got a pretty capable squad here, and they do a nice job. I don't like to be in a glass cage - you know what I mean?''</w:t>
+        <w:br/>
+        <w:t>There would be no team if the Boston native hadn't purchased New Balance in 1972. Quitting his job with a firm that bought and sold companies, Davis put down $ 20,000 of his money toward the $ 100,000 purchase price. When he arrived, New Balance had six employees and annual revenue of $ 100,000.</w:t>
+        <w:br/>
+        <w:t>''I didn't know very much about sporting goods as an industry, and I knew nothing about shoes,'' Davis says. ''My thought was that if we did a million (dollars worth of business a year), we'd be on top of the world. In '72, nobody was jogging. But in '74, the running boom took off, so we happened to be in the right place at the right time.''</w:t>
+        <w:br/>
+        <w:t>New Balance was propelled by the craze. In fact, it burgeoned so quickly that retail accounts and production and distribution systems became a shambles, Davis says.</w:t>
+        <w:br/>
+        <w:t>Those problems have been remedied, and Davis aims to push New Balance's annual sales to the $ 200 million plateau. He also intends to advertise more aggressively in electronic and print media.</w:t>
+        <w:br/>
+        <w:t>Does that mean we'll see more of Jim Davis in the spotlight?</w:t>
+        <w:br/>
+        <w:t>''Some people like it, some people don't,'' he says, allowing himself a slight smile.</w:t>
+        <w:br/>
+        <w:t xml:space="preserve"> ABOUT JIM DAVIS</w:t>
+        <w:br/>
+        <w:t>Born: In Boston on May 17, 1943, to Spiro and Anastasia Davis</w:t>
+        <w:br/>
+        <w:t>Education: Biochemistry degree from Middlebury College in Vermont, 1966</w:t>
+        <w:br/>
+        <w:t>Work background: Former salesman of medical-research equipment. Davis also worked for a firm that bought and sold companies before he acquired New Balance in 1972.</w:t>
+        <w:br/>
+        <w:t>Personal: Married to Anne for eight years. They have a boy, 7, and a girl, 4. Davis' wife and mother work at New Balance.</w:t>
+        <w:br/>
+        <w:t>Hobbies: Runs five miles a day; enjoys skiing, boating and collecting 1960- era cars, including a 1965 Mustang, 1966 Alfa Romeo</w:t>
+        <w:br/>
+        <w:br/>
+        <w:t>Notes</w:t>
+        <w:br/>
+        <w:br/>
+        <w:t>USA TODAY PROFILE; JIM DAVIS</w:t>
         <w:br/>
         <w:br/>
         <w:t>Graphic</w:t>
@@ -77,11 +123,11 @@
         <w:br/>
         <w:t xml:space="preserve"> </w:t>
         <w:br/>
-        <w:t>PHOTOS; b/w, Rick McFarland, AP</w:t>
+        <w:t>PHOTO; color, Doc Mackey</w:t>
         <w:br/>
         <w:t xml:space="preserve"> </w:t>
         <w:br/>
-        <w:t>CUTLINE: BERRIOZABAL CUTLINE: COCKRELL</w:t>
+        <w:t>CUTLINE: NO FOOT RACE: New Balance owner Jim Davis says the athletic-shoe maker is under no pressure to compete with bigger rivals Nike and Reebok.</w:t>
       </w:r>
     </w:p>
     <w:sectPr>

--- a/example_articles/race_ethnicity/Other/6.race_ethnicity_Other_Other_publisher.docx
+++ b/example_articles/race_ethnicity/Other/6.race_ethnicity_Other_Other_publisher.docx
@@ -7,7 +7,7 @@
         <w:pStyle w:val="Heading1"/>
       </w:pPr>
       <w:r>
-        <w:t>New Balance owner sets own pace</w:t>
+        <w:t>Fla. campaign cash tied to N.J.-based developer; Politicians received thousands as they were voting on a big project.</w:t>
       </w:r>
     </w:p>
     <w:p>
@@ -17,22 +17,22 @@
     </w:p>
     <w:p>
       <w:r>
-        <w:t>Date: 1992-10-14</w:t>
+        <w:t>Date: 2021-10-07</w:t>
       </w:r>
     </w:p>
     <w:p>
       <w:r>
-        <w:t>Section: MONEY; Pg. 10B</w:t>
+        <w:t>Section: NEWS; Pg. A1</w:t>
       </w:r>
     </w:p>
     <w:p>
       <w:r>
-        <w:t>Source file: Other publishers/Files (500) (28).DOCX</w:t>
+        <w:t>Source file: Other publishers/Files (500) (4).DOCX</w:t>
       </w:r>
     </w:p>
     <w:p>
       <w:r>
-        <w:t>Raw race ethnicity result, 'race_ethnicity': Predominantly minority (unspecified)</w:t>
+        <w:t>Raw race ethnicity result, 'race_ethnicity': Other: Haitian</w:t>
       </w:r>
     </w:p>
     <w:p>
@@ -49,85 +49,77 @@
     </w:p>
     <w:p>
       <w:r>
-        <w:t>New Balance shoe-company chairman and owner Jim Davis prefers that you not visit his firm's main offices.</w:t>
+        <w:t>ABSTRACT</w:t>
         <w:br/>
-        <w:t>No signs mark the nondescript, converted factory building where they're located. New Balance: the athletic -shoe manufacturer with the stealth headquarters.</w:t>
+        <w:t>Politicians received thousands as they were voting on a big project.</w:t>
         <w:br/>
-        <w:t>Davis wants it that way.</w:t>
+        <w:t>Shelly Petrolia was catching up on some paperwork from her campaign to remain mayor of her seaside South Florida town when she noticed an unfamiliar name among her contributors: High Point Services LLC.</w:t>
         <w:br/>
-        <w:t>''You don't really need people coming in here - you want them to go into a retail store,'' says Davis, who is soft-spoken, blunt and not intimidated by conversational silences.</w:t>
+        <w:t>Why was this obscure New Jersey firm interested in the city of Delray Beach?, she wondered.</w:t>
         <w:br/>
-        <w:t>In many ways, New Balance - best known for its well-crafted, expensive running shoes - mirrors its chief executive. Like Davis, it's fairly low- profile, independent, conservative and successful.</w:t>
+        <w:t>Unraveling this small mystery reveals a curious subplot in the saga around a much larger firm, National Realty Investment Advisors, which pitches outsized investor returns in TV and radio ads from its development projects. Many of those projects have been in Philadelphia, where it's already built or renovated more than 1,000 homes.</w:t>
         <w:br/>
-        <w:t>You won't see Davis launching $ 25 million media blitzes, a la Reebok's Dan and Dave network-TV debacle. Primarily because Davis doesn't have that kind of money for advertising and wouldn't spend it if he did.</w:t>
+        <w:t>As The Inquirer has reported, NRIA is under investigation by the FBI and federal and state financial regulators, and a former key executive has separately been charged by federal authorities with fraud.</w:t>
         <w:br/>
-        <w:t>''We're not a marketing company - we're really a product-oriented company,'' Davis says. ''We don't have Michael Jordan, pay him five or six million bucks a year, then add it on to the price of the shoe.''</w:t>
+        <w:t>No criminal charges or civil complaints have been made against the company, which is racing to finish its projects up and down the East Coast in time to deliver promised returns on the $560 million it has collected from investors. It recently disclosed that it now uses cash from new investors to pay existing ones.</w:t>
         <w:br/>
-        <w:t>However, you will see Davis and his firm waving the Stars and Stripes. Davis never misses an opportunity to promote the fact that New Balance makes 75% of its shoes in the USA. Most athletic -shoe companies, with the exception of Saucony, do little or no manufacturing in this country.</w:t>
+        <w:t>And one of the major projects it's depending on to start generating profits is in Delray Beach.</w:t>
         <w:br/>
-        <w:t>''We are committed to making shoes here,'' Davis says. ''I personally feel very strongly that the work ethic in this country is a lot better than people give us credit for.''</w:t>
+        <w:t>In that town, Mayor Petrolia phoned the lawyer who had dropped off the $1,000 check to get an address for High Point so she could send a thank-you note.</w:t>
         <w:br/>
-        <w:t>New Balance has 250 employees overseas and 1,000 in the USA. The company has bucked a corporate trend of fleeing inner cities: Its manufacturing operations in Boston and nearby Lawrence are in working -class, predominantly minority neighborhoods. The other thing that distinguishes New Balance from its competitors is that all of its shoes - 64 models ranging from $ 44 to $ 165 - come in a variety of widths.</w:t>
+        <w:t>The lawyer was a former Delray Beach mayor named Tom Carney who had represented NRIA locally in the past. He gave her High Point's Secaucus, N.J., address, she said. But he told her not to worry about the thank-you.</w:t>
         <w:br/>
-        <w:t>Last year, athletic -shoe leaders Nike and Reebok had revenue of $ 1.7 billion and $ 1.3 billion, respectively. New Balance, with 1.6% of the athletic -footwear market, according to Sporting Goods Intelligence, had revenue of about $ 95 million.</w:t>
+        <w:t>Petrolia didn't know it at the time, but High Point was one of three New Jersey companies contributing to Delray Beach politicians with a common link to the Palm Beach County city: All were started by NRIA employees. And NRIA needed officials' approval for its $59 million apartment project there.</w:t>
         <w:br/>
-        <w:t>Davis purchased New Balance 20 years ago for $ 100,000 and says he's not in a foot race with the big boys. And as for shoe -industry experts who say he should have sprinted past the $ 100 million mark long ago, Davis says he's under no pressure.</w:t>
+        <w:t>None of the giving breached any Florida election laws, which permit any person or company to contribute up to $1,000 per candidate in a local election, as long as they're doing so of their own volition, said Jan Jacobowitz, a former member of nearby Miami-Dade County's ethics commission.</w:t>
         <w:br/>
-        <w:t>''We want to do things right,'' he says. Because New Balance is privately held, ''we don't have to grow the way that these other guys do. If it takes a little bit longer, it will take a little longer.''</w:t>
+        <w:t>But it does arguably violate the intent of those laws, which are meant to limit how much a particular person or business can direct to a candidate, said Jacobowitz, now a legal ethics consultant and a professor at the University of Miami.</w:t>
         <w:br/>
-        <w:t>Davis concedes, however, that ''we really haven't done a good job in servicing the accounts and delivering properly and getting our factories up to speed. … It took us a lot longer than we had anticipated.''</w:t>
+        <w:t>"It doesn't seem to be illegal, but it goes against the spirit of the law," she said.</w:t>
         <w:br/>
-        <w:t>Davis' yen for doing things properly stems from desperate times his company weathered in the late 1970s. The difficulties were chronicled in a Harvard Business School case study.</w:t>
+        <w:t>NRIA said in a statement that "any and all political donations of which [it] is aware were lawfully made."</w:t>
         <w:br/>
-        <w:t>Ostensibly about a shortage of capacity, ''the hidden part of the case is that they were on the verge of dying, which they almost did,'' Harvard professor Kim Clark says. ''One of their shoe models had been a tremendous hit but was getting a little old, and their recent products had not equaled its success.''</w:t>
+        <w:t>Campaign-finance records show that NRIAlinked money started flowing into Delray Beach campaign coffers in November last year about the time that the company started seeking government approvals for its 301 Apartments project on a 1.5-acre site it acquired in the city's scruffy Railroad Corridor section.</w:t>
         <w:br/>
-        <w:t>Davis responded to the crisis by being ''pretty decisive - he didn't wring his hands,'' Clark says. ''Once he saw demand for that shoe disappear, he really worked hard to get the next generation out quickly.''</w:t>
+        <w:t>It was one of the about 20 major projects up and down the East Coast that the company was struggling to finish within the time frames on which it had based its financial projections. Another is a massive apartment complex on South Philadelphia's Delaware River waterfront at what was once part of the proposed site for a Foxwoods casino resort.</w:t>
         <w:br/>
-        <w:t>Davis is a runner whose introduction to New Balance came through wearing a pair of the company's shoes. Tanned and lean, Davis sits behind his office desk, wearing a shirt, tie, khaki pants and dark brown New Balance shoes that look like Hush Puppies. Davis' arms are folded defensively across his chest. The determined set of the chairman's jaw is offset by brown eyes possessing an almost mournful quality.</w:t>
+        <w:t>Since the proposed fivestory, 100-unit Delray Beach apartment project was to be taller and with more dwellings than area land-use rules permit, NRIA needed a majority of the city's five-member commission to approve a change to those regulations at the site.</w:t>
         <w:br/>
-        <w:t>''I don't like interviews about myself,'' he says evenly. ''I like interviews about the company - we've got a very strong team. I appreciate the fact that there's got to be a coach of that team, but we've got a pretty capable squad here, and they do a nice job. I don't like to be in a glass cage - you know what I mean?''</w:t>
+        <w:t>Three of those commissioners were nearing the end of their three-year terms and seeking reelection. Among them was Deputy Vice Mayor Adam Frankel, who received a total of $5,000 linked to NRIA in November and December.</w:t>
         <w:br/>
-        <w:t>There would be no team if the Boston native hadn't purchased New Balance in 1972. Quitting his job with a firm that bought and sold companies, Davis put down $ 20,000 of his money toward the $ 100,000 purchase price. When he arrived, New Balance had six employees and annual revenue of $ 100,000.</w:t>
+        <w:t>The cash came in the form of $1,000 checks from the company itself, from its chief executive Rey Grabato and from Glenn La Mattina, its chief operating officer. But the two remaining $1,000 checks came from less immediately identifiable sources.</w:t>
         <w:br/>
-        <w:t>''I didn't know very much about sporting goods as an industry, and I knew nothing about shoes,'' Davis says. ''My thought was that if we did a million (dollars worth of business a year), we'd be on top of the world. In '72, nobody was jogging. But in '74, the running boom took off, so we happened to be in the right place at the right time.''</w:t>
+        <w:t>One was from High Point, which New Jersey records show was started in 2019 by Patryk Golaszewski. His LinkedIn profile lists him as an NRIA operations manager.</w:t>
         <w:br/>
-        <w:t>New Balance was propelled by the craze. In fact, it burgeoned so quickly that retail accounts and production and distribution systems became a shambles, Davis says.</w:t>
+        <w:t>Another arrived from AJ Sales &amp; Marketing Inc., which New Jersey records list as having been founded in 2012 by Arthur R. Scuttaro, records show. NRIA's website lists A.J. Scutaro as a vice president for project management. (The company said Scutaro - with one "t" - was the family's proper spelling based on immigration papers.)</w:t>
         <w:br/>
-        <w:t>Those problems have been remedied, and Davis aims to push New Balance's annual sales to the $ 200 million plateau. He also intends to advertise more aggressively in electronic and print media.</w:t>
+        <w:t>Later in December, another set of five $1,000 checks reached Ryan Boylston, another Delray Beach commissioner up for reelection. Four were from NRIA, Grabato, High Point and AJ Sales &amp; Marketing. The last came from X-On Advisors LLC, a New Jersey company established by La Mattina, the chief operating officer, in 2012.</w:t>
         <w:br/>
-        <w:t>Does that mean we'll see more of Jim Davis in the spotlight?</w:t>
+        <w:t>As for Mayor Petrolia, she received $1,000 each in late February and early March from NRIA, Grabato, High Point and John Farina, president of U.S. Construction Inc., NRIA's Philadelphia-based contractor on the 301 Apartments project.</w:t>
         <w:br/>
-        <w:t>''Some people like it, some people don't,'' he says, allowing himself a slight smile.</w:t>
+        <w:t>In all, the NRIA-linked contributions to the three commissioners came out to $14,000.</w:t>
         <w:br/>
-        <w:t xml:space="preserve"> ABOUT JIM DAVIS</w:t>
+        <w:t>Golaszewski, Scutaro and La Mattina did not respond to LinkedIn messages asking about their companies' contributions. Farina did not respond to a text message.</w:t>
         <w:br/>
-        <w:t>Born: In Boston on May 17, 1943, to Spiro and Anastasia Davis</w:t>
+        <w:t>When legislation for the 301 Apartments came up for a vote in its first of two readings on Feb. 9, Boylston and Frankel joined a third commissioner who was not in the middle of a reelection bid to form a majority in support of the legislation.</w:t>
         <w:br/>
-        <w:t>Education: Biochemistry degree from Middlebury College in Vermont, 1966</w:t>
+        <w:t>Boylston said in an interview that he supported the proposal because it would help revitalize what he saw as a blighted section of the city. Frankel did not respond to phone and text messages.</w:t>
         <w:br/>
-        <w:t>Work background: Former salesman of medical-research equipment. Davis also worked for a firm that bought and sold companies before he acquired New Balance in 1972.</w:t>
+        <w:t>Joining the two-member minority opposed to the project was Petrolia, who said she feared it would displace members of the working-class Haitian community that owned businesses in the industrial area and lived nearby.</w:t>
         <w:br/>
-        <w:t>Personal: Married to Anne for eight years. They have a boy, 7, and a girl, 4. Davis' wife and mother work at New Balance.</w:t>
+        <w:t>In a follow-up vote, after her NRIA checks arrived, Petrolia switched her ballot to vote in favor of the project. In an an interview, she said she remained opposed and that her switch had been a tactical maneuver. Under commission rules, she said, her "yes" vote gave her standing to potentially call for a new vote to kill the project in the future.</w:t>
         <w:br/>
-        <w:t>Hobbies: Runs five miles a day; enjoys skiing, boating and collecting 1960- era cars, including a 1965 Mustang, 1966 Alfa Romeo</w:t>
+        <w:t>In fact, she said, she hadn't associated NRIA - or the checks - with the 301 Apartments proposal because that project's approvals were being handled by an attorney other than Carney and nobody known to be associated with the company had participated in hearings on the project.</w:t>
         <w:br/>
+        <w:t>She said she was stunned to learn of the link.</w:t>
         <w:br/>
-        <w:t>Notes</w:t>
+        <w:t>"I don't know if they think they can buy somebody," Petrolia said. "But they can never buy me."</w:t>
         <w:br/>
+        <w:t>+jadelman@inquirer.com</w:t>
         <w:br/>
-        <w:t>USA TODAY PROFILE; JIM DAVIS</w:t>
+        <w:t>^215-854-2615</w:t>
         <w:br/>
-        <w:br/>
-        <w:t>Graphic</w:t>
-        <w:br/>
-        <w:br/>
-        <w:t xml:space="preserve"> </w:t>
-        <w:br/>
-        <w:t>PHOTO; color, Doc Mackey</w:t>
-        <w:br/>
-        <w:t xml:space="preserve"> </w:t>
-        <w:br/>
-        <w:t>CUTLINE: NO FOOT RACE: New Balance owner Jim Davis says the athletic-shoe maker is under no pressure to compete with bigger rivals Nike and Reebok.</w:t>
+        <w:t>"jacobadelman</w:t>
       </w:r>
     </w:p>
     <w:sectPr>
